--- a/6 Analytics/Day 3/first.docx
+++ b/6 Analytics/Day 3/first.docx
@@ -214,9 +214,8 @@
           <w:sz w:val="26"/>
           <w:szCs w:val="26"/>
         </w:rPr>
-        <w:t>Positive Skewed or Right-Skewed (Positive Skewness</w:t>
-      </w:r>
-      <w:proofErr w:type="gramStart"/>
+        <w:t>Positive Skewed or Right-Skewed (Positive Skewness)</w:t>
+      </w:r>
       <w:r>
         <w:rPr>
           <w:b/>
@@ -224,18 +223,8 @@
           <w:sz w:val="26"/>
           <w:szCs w:val="26"/>
         </w:rPr>
-        <w:t>)</w:t>
-      </w:r>
-      <w:r>
-        <w:rPr>
-          <w:b/>
-          <w:bCs/>
-          <w:sz w:val="26"/>
-          <w:szCs w:val="26"/>
-        </w:rPr>
         <w:t xml:space="preserve"> :</w:t>
       </w:r>
-      <w:proofErr w:type="gramEnd"/>
     </w:p>
     <w:p>
       <w:pPr>
@@ -269,7 +258,7 @@
                     <pic:cNvPicPr/>
                   </pic:nvPicPr>
                   <pic:blipFill>
-                    <a:blip r:embed="rId5"/>
+                    <a:blip r:embed="rId6"/>
                     <a:stretch>
                       <a:fillRect/>
                     </a:stretch>
@@ -338,25 +327,7 @@
           <w:szCs w:val="26"/>
           <w:lang w:val="en-US"/>
         </w:rPr>
-        <w:t xml:space="preserve">Ex. </w:t>
-      </w:r>
-      <w:proofErr w:type="gramStart"/>
-      <w:r>
-        <w:rPr>
-          <w:sz w:val="26"/>
-          <w:szCs w:val="26"/>
-          <w:lang w:val="en-US"/>
-        </w:rPr>
-        <w:t>More</w:t>
-      </w:r>
-      <w:proofErr w:type="gramEnd"/>
-      <w:r>
-        <w:rPr>
-          <w:sz w:val="26"/>
-          <w:szCs w:val="26"/>
-          <w:lang w:val="en-US"/>
-        </w:rPr>
-        <w:t xml:space="preserve"> number of employees have low salary, less employees have more salary</w:t>
+        <w:t>Ex. More number of employees have low salary, less employees have more salary</w:t>
       </w:r>
     </w:p>
     <w:p>
@@ -481,27 +452,7 @@
           <w:sz w:val="26"/>
           <w:szCs w:val="26"/>
         </w:rPr>
-        <w:t>Negative Skewed or Left-Skewed (Negative Skewness</w:t>
-      </w:r>
-      <w:proofErr w:type="gramStart"/>
-      <w:r>
-        <w:rPr>
-          <w:b/>
-          <w:bCs/>
-          <w:sz w:val="26"/>
-          <w:szCs w:val="26"/>
-        </w:rPr>
-        <w:t>) :</w:t>
-      </w:r>
-      <w:proofErr w:type="gramEnd"/>
-      <w:r>
-        <w:rPr>
-          <w:b/>
-          <w:bCs/>
-          <w:sz w:val="26"/>
-          <w:szCs w:val="26"/>
-        </w:rPr>
-        <w:t xml:space="preserve"> </w:t>
+        <w:t xml:space="preserve">Negative Skewed or Left-Skewed (Negative Skewness) : </w:t>
       </w:r>
     </w:p>
     <w:p>
@@ -539,7 +490,7 @@
                     <pic:cNvPicPr/>
                   </pic:nvPicPr>
                   <pic:blipFill>
-                    <a:blip r:embed="rId6"/>
+                    <a:blip r:embed="rId7"/>
                     <a:stretch>
                       <a:fillRect/>
                     </a:stretch>
@@ -684,7 +635,7 @@
                     <pic:cNvPicPr/>
                   </pic:nvPicPr>
                   <pic:blipFill>
-                    <a:blip r:embed="rId7"/>
+                    <a:blip r:embed="rId8"/>
                     <a:stretch>
                       <a:fillRect/>
                     </a:stretch>
@@ -736,7 +687,7 @@
                     <pic:cNvPicPr/>
                   </pic:nvPicPr>
                   <pic:blipFill>
-                    <a:blip r:embed="rId8"/>
+                    <a:blip r:embed="rId9"/>
                     <a:stretch>
                       <a:fillRect/>
                     </a:stretch>
@@ -765,42 +716,22 @@
           <w:lang w:val="en-US"/>
         </w:rPr>
       </w:pPr>
-    </w:p>
-    <w:p>
-      <w:pPr>
-        <w:rPr>
-          <w:sz w:val="26"/>
-          <w:szCs w:val="26"/>
-          <w:lang w:val="en-US"/>
-        </w:rPr>
-      </w:pPr>
-    </w:p>
-    <w:p>
-      <w:pPr>
-        <w:rPr>
-          <w:sz w:val="26"/>
-          <w:szCs w:val="26"/>
-          <w:lang w:val="en-US"/>
-        </w:rPr>
-      </w:pPr>
-    </w:p>
-    <w:p>
-      <w:pPr>
-        <w:rPr>
-          <w:sz w:val="26"/>
-          <w:szCs w:val="26"/>
-          <w:lang w:val="en-US"/>
-        </w:rPr>
-      </w:pPr>
-    </w:p>
-    <w:p>
-      <w:pPr>
-        <w:ind w:left="720"/>
+      <w:r>
+        <w:rPr>
+          <w:sz w:val="26"/>
+          <w:szCs w:val="26"/>
+          <w:lang w:val="en-US"/>
+        </w:rPr>
+        <w:t>OR</w:t>
+      </w:r>
+    </w:p>
+    <w:p>
+      <w:pPr>
         <w:rPr>
           <w:b/>
           <w:bCs/>
-          <w:sz w:val="26"/>
-          <w:szCs w:val="26"/>
+          <w:sz w:val="36"/>
+          <w:szCs w:val="36"/>
           <w:lang w:val="en-US"/>
         </w:rPr>
       </w:pPr>
@@ -808,15 +739,53 @@
         <w:rPr>
           <w:b/>
           <w:bCs/>
-          <w:sz w:val="26"/>
-          <w:szCs w:val="26"/>
-          <w:lang w:val="en-US"/>
-        </w:rPr>
-        <w:lastRenderedPageBreak/>
-        <w:t xml:space="preserve">Rule of </w:t>
-      </w:r>
-      <w:proofErr w:type="gramStart"/>
-      <w:r>
+          <w:sz w:val="36"/>
+          <w:szCs w:val="36"/>
+          <w:highlight w:val="yellow"/>
+          <w:lang w:val="en-US"/>
+        </w:rPr>
+        <w:t>Mode = 3median – 2mean</w:t>
+      </w:r>
+    </w:p>
+    <w:p>
+      <w:pPr>
+        <w:rPr>
+          <w:sz w:val="32"/>
+          <w:szCs w:val="32"/>
+          <w:lang w:val="en-US"/>
+        </w:rPr>
+      </w:pPr>
+    </w:p>
+    <w:p>
+      <w:pPr>
+        <w:rPr>
+          <w:sz w:val="26"/>
+          <w:szCs w:val="26"/>
+          <w:lang w:val="en-US"/>
+        </w:rPr>
+      </w:pPr>
+    </w:p>
+    <w:p>
+      <w:pPr>
+        <w:rPr>
+          <w:sz w:val="26"/>
+          <w:szCs w:val="26"/>
+          <w:lang w:val="en-US"/>
+        </w:rPr>
+      </w:pPr>
+    </w:p>
+    <w:p>
+      <w:pPr>
+        <w:rPr>
+          <w:sz w:val="26"/>
+          <w:szCs w:val="26"/>
+          <w:lang w:val="en-US"/>
+        </w:rPr>
+      </w:pPr>
+    </w:p>
+    <w:p>
+      <w:pPr>
+        <w:ind w:left="720"/>
         <w:rPr>
           <w:b/>
           <w:bCs/>
@@ -824,129 +793,8 @@
           <w:szCs w:val="26"/>
           <w:lang w:val="en-US"/>
         </w:rPr>
-        <w:t>thumb :</w:t>
-      </w:r>
-      <w:proofErr w:type="gramEnd"/>
-    </w:p>
-    <w:p>
-      <w:pPr>
-        <w:ind w:left="720"/>
-        <w:rPr>
-          <w:sz w:val="26"/>
-          <w:szCs w:val="26"/>
-          <w:lang w:val="en-US"/>
-        </w:rPr>
-      </w:pPr>
-      <w:r>
-        <w:rPr>
-          <w:sz w:val="26"/>
-          <w:szCs w:val="26"/>
-          <w:lang w:val="en-US"/>
-        </w:rPr>
-        <w:t>• For skewness values between -0.5 and 0.5, the data exhibit approximate</w:t>
-      </w:r>
-    </w:p>
-    <w:p>
-      <w:pPr>
-        <w:ind w:left="720"/>
-        <w:rPr>
-          <w:sz w:val="26"/>
-          <w:szCs w:val="26"/>
-          <w:lang w:val="en-US"/>
-        </w:rPr>
-      </w:pPr>
-      <w:r>
-        <w:rPr>
-          <w:sz w:val="26"/>
-          <w:szCs w:val="26"/>
-          <w:lang w:val="en-US"/>
-        </w:rPr>
-        <w:t>symmetry.</w:t>
-      </w:r>
-    </w:p>
-    <w:p>
-      <w:pPr>
-        <w:ind w:left="720"/>
-        <w:rPr>
-          <w:sz w:val="26"/>
-          <w:szCs w:val="26"/>
-          <w:lang w:val="en-US"/>
-        </w:rPr>
-      </w:pPr>
-      <w:r>
-        <w:rPr>
-          <w:sz w:val="26"/>
-          <w:szCs w:val="26"/>
-          <w:lang w:val="en-US"/>
-        </w:rPr>
-        <w:t>• Skewness values within the range of -1 and -0.5 (negative skewed) or 0.5 and</w:t>
-      </w:r>
-    </w:p>
-    <w:p>
-      <w:pPr>
-        <w:ind w:left="720"/>
-        <w:rPr>
-          <w:sz w:val="26"/>
-          <w:szCs w:val="26"/>
-          <w:lang w:val="en-US"/>
-        </w:rPr>
-      </w:pPr>
-      <w:r>
-        <w:rPr>
-          <w:sz w:val="26"/>
-          <w:szCs w:val="26"/>
-          <w:lang w:val="en-US"/>
-        </w:rPr>
-        <w:t>1(positive skewed) indicate slightly skewed data distributions.</w:t>
-      </w:r>
-    </w:p>
-    <w:p>
-      <w:pPr>
-        <w:ind w:left="720"/>
-        <w:rPr>
-          <w:sz w:val="26"/>
-          <w:szCs w:val="26"/>
-          <w:lang w:val="en-US"/>
-        </w:rPr>
-      </w:pPr>
-      <w:r>
-        <w:rPr>
-          <w:sz w:val="26"/>
-          <w:szCs w:val="26"/>
-          <w:lang w:val="en-US"/>
-        </w:rPr>
-        <w:t>• Data with skewness values less than -1 (negative skewed) or greater than 1</w:t>
-      </w:r>
-    </w:p>
-    <w:p>
-      <w:pPr>
-        <w:ind w:left="720"/>
-        <w:rPr>
-          <w:sz w:val="26"/>
-          <w:szCs w:val="26"/>
-          <w:lang w:val="en-US"/>
-        </w:rPr>
-      </w:pPr>
-      <w:r>
-        <w:rPr>
-          <w:sz w:val="26"/>
-          <w:szCs w:val="26"/>
-          <w:lang w:val="en-US"/>
-        </w:rPr>
-        <w:t>(positive skewed) are considered highly skewed.</w:t>
-      </w:r>
-    </w:p>
-    <w:p>
-      <w:pPr>
-        <w:rPr>
-          <w:sz w:val="26"/>
-          <w:szCs w:val="26"/>
-          <w:lang w:val="en-US"/>
-        </w:rPr>
-      </w:pPr>
-    </w:p>
-    <w:p>
-      <w:pPr>
+      </w:pPr>
+      <w:r>
         <w:rPr>
           <w:b/>
           <w:bCs/>
@@ -954,9 +802,128 @@
           <w:szCs w:val="26"/>
           <w:lang w:val="en-US"/>
         </w:rPr>
-      </w:pPr>
-      <w:proofErr w:type="gramStart"/>
-      <w:r>
+        <w:t>Rule of thumb :</w:t>
+      </w:r>
+    </w:p>
+    <w:p>
+      <w:pPr>
+        <w:ind w:left="720"/>
+        <w:rPr>
+          <w:sz w:val="26"/>
+          <w:szCs w:val="26"/>
+          <w:lang w:val="en-US"/>
+        </w:rPr>
+      </w:pPr>
+      <w:r>
+        <w:rPr>
+          <w:sz w:val="26"/>
+          <w:szCs w:val="26"/>
+          <w:lang w:val="en-US"/>
+        </w:rPr>
+        <w:t>• For skewness values between -0.5 and 0.5, the data exhibit approximate</w:t>
+      </w:r>
+    </w:p>
+    <w:p>
+      <w:pPr>
+        <w:ind w:left="720"/>
+        <w:rPr>
+          <w:sz w:val="26"/>
+          <w:szCs w:val="26"/>
+          <w:lang w:val="en-US"/>
+        </w:rPr>
+      </w:pPr>
+      <w:r>
+        <w:rPr>
+          <w:sz w:val="26"/>
+          <w:szCs w:val="26"/>
+          <w:lang w:val="en-US"/>
+        </w:rPr>
+        <w:t>symmetry.</w:t>
+      </w:r>
+    </w:p>
+    <w:p>
+      <w:pPr>
+        <w:ind w:left="720"/>
+        <w:rPr>
+          <w:sz w:val="26"/>
+          <w:szCs w:val="26"/>
+          <w:lang w:val="en-US"/>
+        </w:rPr>
+      </w:pPr>
+      <w:r>
+        <w:rPr>
+          <w:sz w:val="26"/>
+          <w:szCs w:val="26"/>
+          <w:lang w:val="en-US"/>
+        </w:rPr>
+        <w:t>• Skewness values within the range of -1 and -0.5 (negative skewed) or 0.5 and</w:t>
+      </w:r>
+    </w:p>
+    <w:p>
+      <w:pPr>
+        <w:ind w:left="720"/>
+        <w:rPr>
+          <w:sz w:val="26"/>
+          <w:szCs w:val="26"/>
+          <w:lang w:val="en-US"/>
+        </w:rPr>
+      </w:pPr>
+      <w:r>
+        <w:rPr>
+          <w:sz w:val="26"/>
+          <w:szCs w:val="26"/>
+          <w:lang w:val="en-US"/>
+        </w:rPr>
+        <w:t>1(positive skewed) indicate slightly skewed data distributions.</w:t>
+      </w:r>
+    </w:p>
+    <w:p>
+      <w:pPr>
+        <w:ind w:left="720"/>
+        <w:rPr>
+          <w:sz w:val="26"/>
+          <w:szCs w:val="26"/>
+          <w:lang w:val="en-US"/>
+        </w:rPr>
+      </w:pPr>
+      <w:r>
+        <w:rPr>
+          <w:sz w:val="26"/>
+          <w:szCs w:val="26"/>
+          <w:lang w:val="en-US"/>
+        </w:rPr>
+        <w:t>• Data with skewness values less than -1 (negative skewed) or greater than 1</w:t>
+      </w:r>
+    </w:p>
+    <w:p>
+      <w:pPr>
+        <w:ind w:left="720"/>
+        <w:rPr>
+          <w:sz w:val="26"/>
+          <w:szCs w:val="26"/>
+          <w:lang w:val="en-US"/>
+        </w:rPr>
+      </w:pPr>
+      <w:r>
+        <w:rPr>
+          <w:sz w:val="26"/>
+          <w:szCs w:val="26"/>
+          <w:lang w:val="en-US"/>
+        </w:rPr>
+        <w:t>(positive skewed) are considered highly skewed.</w:t>
+      </w:r>
+    </w:p>
+    <w:p>
+      <w:pPr>
+        <w:rPr>
+          <w:sz w:val="26"/>
+          <w:szCs w:val="26"/>
+          <w:lang w:val="en-US"/>
+        </w:rPr>
+      </w:pPr>
+    </w:p>
+    <w:p>
+      <w:pPr>
         <w:rPr>
           <w:b/>
           <w:bCs/>
@@ -964,215 +931,8 @@
           <w:szCs w:val="26"/>
           <w:lang w:val="en-US"/>
         </w:rPr>
-        <w:t>Kurtosis :</w:t>
-      </w:r>
-      <w:proofErr w:type="gramEnd"/>
-    </w:p>
-    <w:p>
-      <w:pPr>
-        <w:ind w:firstLine="720"/>
-        <w:rPr>
-          <w:sz w:val="26"/>
-          <w:szCs w:val="26"/>
-        </w:rPr>
-      </w:pPr>
-      <w:r>
-        <w:rPr>
-          <w:sz w:val="26"/>
-          <w:szCs w:val="26"/>
-        </w:rPr>
-        <w:t xml:space="preserve"> </w:t>
-      </w:r>
-      <w:r>
-        <w:rPr>
-          <w:sz w:val="26"/>
-          <w:szCs w:val="26"/>
-        </w:rPr>
-        <w:t xml:space="preserve">A </w:t>
-      </w:r>
-      <w:r>
-        <w:rPr>
-          <w:sz w:val="26"/>
-          <w:szCs w:val="26"/>
-        </w:rPr>
-        <w:t xml:space="preserve">statistical measure that quantifies the shape of a probability distribution. </w:t>
-      </w:r>
-    </w:p>
-    <w:p>
-      <w:pPr>
-        <w:ind w:left="720"/>
-        <w:rPr>
-          <w:sz w:val="26"/>
-          <w:szCs w:val="26"/>
-        </w:rPr>
-      </w:pPr>
-      <w:r>
-        <w:rPr>
-          <w:sz w:val="26"/>
-          <w:szCs w:val="26"/>
-        </w:rPr>
-        <w:t xml:space="preserve">It provides information about the tails and </w:t>
-      </w:r>
-      <w:r>
-        <w:rPr>
-          <w:sz w:val="26"/>
-          <w:szCs w:val="26"/>
-        </w:rPr>
-        <w:t>“</w:t>
-      </w:r>
-      <w:proofErr w:type="spellStart"/>
-      <w:proofErr w:type="gramStart"/>
-      <w:r>
-        <w:rPr>
-          <w:sz w:val="26"/>
-          <w:szCs w:val="26"/>
-        </w:rPr>
-        <w:t>peak</w:t>
-      </w:r>
-      <w:r>
-        <w:rPr>
-          <w:sz w:val="26"/>
-          <w:szCs w:val="26"/>
-        </w:rPr>
-        <w:t>”</w:t>
-      </w:r>
-      <w:r>
-        <w:rPr>
-          <w:sz w:val="26"/>
-          <w:szCs w:val="26"/>
-        </w:rPr>
-        <w:t>ness</w:t>
-      </w:r>
-      <w:proofErr w:type="spellEnd"/>
-      <w:proofErr w:type="gramEnd"/>
-      <w:r>
-        <w:rPr>
-          <w:sz w:val="26"/>
-          <w:szCs w:val="26"/>
-        </w:rPr>
-        <w:t xml:space="preserve"> of the distribution compared to a normal distribution.</w:t>
-      </w:r>
-    </w:p>
-    <w:p>
-      <w:pPr>
-        <w:ind w:firstLine="720"/>
-        <w:rPr>
-          <w:sz w:val="26"/>
-          <w:szCs w:val="26"/>
-        </w:rPr>
-      </w:pPr>
-    </w:p>
-    <w:p>
-      <w:pPr>
-        <w:ind w:firstLine="720"/>
-        <w:rPr>
-          <w:sz w:val="26"/>
-          <w:szCs w:val="26"/>
-          <w:lang w:val="en-US"/>
-        </w:rPr>
-      </w:pPr>
-      <w:r>
-        <w:rPr>
-          <w:sz w:val="26"/>
-          <w:szCs w:val="26"/>
-          <w:lang w:val="en-US"/>
-        </w:rPr>
-        <w:t>Positive kurtosis indicates heavier tails and a more peaked distribution, while negative</w:t>
-      </w:r>
-    </w:p>
-    <w:p>
-      <w:pPr>
-        <w:ind w:firstLine="720"/>
-        <w:rPr>
-          <w:sz w:val="26"/>
-          <w:szCs w:val="26"/>
-          <w:lang w:val="en-US"/>
-        </w:rPr>
-      </w:pPr>
-      <w:r>
-        <w:rPr>
-          <w:sz w:val="26"/>
-          <w:szCs w:val="26"/>
-          <w:lang w:val="en-US"/>
-        </w:rPr>
-        <w:t>kurtosis suggests lighter tails and a flatter distribution. Kurtosis helps in analyzing the</w:t>
-      </w:r>
-    </w:p>
-    <w:p>
-      <w:pPr>
-        <w:ind w:firstLine="720"/>
-        <w:rPr>
-          <w:sz w:val="26"/>
-          <w:szCs w:val="26"/>
-          <w:lang w:val="en-US"/>
-        </w:rPr>
-      </w:pPr>
-      <w:r>
-        <w:rPr>
-          <w:sz w:val="26"/>
-          <w:szCs w:val="26"/>
-          <w:lang w:val="en-US"/>
-        </w:rPr>
-        <w:t>characteristics and outliers of a dataset.</w:t>
-      </w:r>
-    </w:p>
-    <w:p>
-      <w:pPr>
-        <w:ind w:firstLine="720"/>
-        <w:rPr>
-          <w:sz w:val="26"/>
-          <w:szCs w:val="26"/>
-          <w:lang w:val="en-US"/>
-        </w:rPr>
-      </w:pPr>
-      <w:r>
-        <w:rPr>
-          <w:sz w:val="26"/>
-          <w:szCs w:val="26"/>
-          <w:lang w:val="en-US"/>
-        </w:rPr>
-        <w:t xml:space="preserve">The measure of Kurtosis refers to the </w:t>
-      </w:r>
-      <w:proofErr w:type="spellStart"/>
-      <w:r>
-        <w:rPr>
-          <w:sz w:val="26"/>
-          <w:szCs w:val="26"/>
-          <w:lang w:val="en-US"/>
-        </w:rPr>
-        <w:t>tailedness</w:t>
-      </w:r>
-      <w:proofErr w:type="spellEnd"/>
-      <w:r>
-        <w:rPr>
-          <w:sz w:val="26"/>
-          <w:szCs w:val="26"/>
-          <w:lang w:val="en-US"/>
-        </w:rPr>
-        <w:t xml:space="preserve"> of a distribution. </w:t>
-      </w:r>
-      <w:proofErr w:type="spellStart"/>
-      <w:r>
-        <w:rPr>
-          <w:sz w:val="26"/>
-          <w:szCs w:val="26"/>
-          <w:lang w:val="en-US"/>
-        </w:rPr>
-        <w:t>Tailedness</w:t>
-      </w:r>
-      <w:proofErr w:type="spellEnd"/>
-      <w:r>
-        <w:rPr>
-          <w:sz w:val="26"/>
-          <w:szCs w:val="26"/>
-          <w:lang w:val="en-US"/>
-        </w:rPr>
-        <w:t xml:space="preserve"> refers to</w:t>
-      </w:r>
-    </w:p>
-    <w:p>
-      <w:pPr>
-        <w:ind w:firstLine="720"/>
+      </w:pPr>
+      <w:r>
         <w:rPr>
           <w:b/>
           <w:bCs/>
@@ -1180,16 +940,212 @@
           <w:szCs w:val="26"/>
           <w:lang w:val="en-US"/>
         </w:rPr>
-      </w:pPr>
-      <w:r>
-        <w:rPr>
-          <w:sz w:val="26"/>
-          <w:szCs w:val="26"/>
-          <w:lang w:val="en-US"/>
-        </w:rPr>
-        <w:t>how often the outliers occur.</w:t>
-      </w:r>
-      <w:r>
+        <w:t>Kurtosis :</w:t>
+      </w:r>
+    </w:p>
+    <w:p>
+      <w:pPr>
+        <w:ind w:firstLine="720"/>
+        <w:rPr>
+          <w:sz w:val="26"/>
+          <w:szCs w:val="26"/>
+        </w:rPr>
+      </w:pPr>
+      <w:r>
+        <w:rPr>
+          <w:sz w:val="26"/>
+          <w:szCs w:val="26"/>
+        </w:rPr>
+        <w:t xml:space="preserve"> </w:t>
+      </w:r>
+      <w:r>
+        <w:rPr>
+          <w:sz w:val="26"/>
+          <w:szCs w:val="26"/>
+        </w:rPr>
+        <w:t xml:space="preserve">A </w:t>
+      </w:r>
+      <w:r>
+        <w:rPr>
+          <w:sz w:val="26"/>
+          <w:szCs w:val="26"/>
+        </w:rPr>
+        <w:t xml:space="preserve">statistical measure that quantifies the shape of a probability distribution. </w:t>
+      </w:r>
+    </w:p>
+    <w:p>
+      <w:pPr>
+        <w:ind w:left="720"/>
+        <w:rPr>
+          <w:sz w:val="26"/>
+          <w:szCs w:val="26"/>
+        </w:rPr>
+      </w:pPr>
+      <w:r>
+        <w:rPr>
+          <w:sz w:val="26"/>
+          <w:szCs w:val="26"/>
+        </w:rPr>
+        <w:t xml:space="preserve">It provides information about the tails and </w:t>
+      </w:r>
+      <w:r>
+        <w:rPr>
+          <w:sz w:val="26"/>
+          <w:szCs w:val="26"/>
+        </w:rPr>
+        <w:t>“</w:t>
+      </w:r>
+      <w:proofErr w:type="spellStart"/>
+      <w:r>
+        <w:rPr>
+          <w:sz w:val="26"/>
+          <w:szCs w:val="26"/>
+        </w:rPr>
+        <w:t>peak</w:t>
+      </w:r>
+      <w:r>
+        <w:rPr>
+          <w:sz w:val="26"/>
+          <w:szCs w:val="26"/>
+        </w:rPr>
+        <w:t>”</w:t>
+      </w:r>
+      <w:r>
+        <w:rPr>
+          <w:sz w:val="26"/>
+          <w:szCs w:val="26"/>
+        </w:rPr>
+        <w:t>ness</w:t>
+      </w:r>
+      <w:proofErr w:type="spellEnd"/>
+      <w:r>
+        <w:rPr>
+          <w:sz w:val="26"/>
+          <w:szCs w:val="26"/>
+        </w:rPr>
+        <w:t xml:space="preserve"> of the distribution compared to a normal distribution.</w:t>
+      </w:r>
+    </w:p>
+    <w:p>
+      <w:pPr>
+        <w:ind w:firstLine="720"/>
+        <w:rPr>
+          <w:sz w:val="26"/>
+          <w:szCs w:val="26"/>
+        </w:rPr>
+      </w:pPr>
+    </w:p>
+    <w:p>
+      <w:pPr>
+        <w:ind w:firstLine="720"/>
+        <w:rPr>
+          <w:sz w:val="26"/>
+          <w:szCs w:val="26"/>
+          <w:lang w:val="en-US"/>
+        </w:rPr>
+      </w:pPr>
+      <w:r>
+        <w:rPr>
+          <w:sz w:val="26"/>
+          <w:szCs w:val="26"/>
+          <w:lang w:val="en-US"/>
+        </w:rPr>
+        <w:t>Positive kurtosis indicates heavier tails and a more peaked distribution, while negative</w:t>
+      </w:r>
+    </w:p>
+    <w:p>
+      <w:pPr>
+        <w:ind w:firstLine="720"/>
+        <w:rPr>
+          <w:sz w:val="26"/>
+          <w:szCs w:val="26"/>
+          <w:lang w:val="en-US"/>
+        </w:rPr>
+      </w:pPr>
+      <w:r>
+        <w:rPr>
+          <w:sz w:val="26"/>
+          <w:szCs w:val="26"/>
+          <w:lang w:val="en-US"/>
+        </w:rPr>
+        <w:t>kurtosis suggests lighter tails and a flatter distribution. Kurtosis helps in analyzing the</w:t>
+      </w:r>
+    </w:p>
+    <w:p>
+      <w:pPr>
+        <w:ind w:firstLine="720"/>
+        <w:rPr>
+          <w:sz w:val="26"/>
+          <w:szCs w:val="26"/>
+          <w:lang w:val="en-US"/>
+        </w:rPr>
+      </w:pPr>
+      <w:r>
+        <w:rPr>
+          <w:sz w:val="26"/>
+          <w:szCs w:val="26"/>
+          <w:lang w:val="en-US"/>
+        </w:rPr>
+        <w:t>characteristics and outliers of a dataset.</w:t>
+      </w:r>
+    </w:p>
+    <w:p>
+      <w:pPr>
+        <w:ind w:firstLine="720"/>
+        <w:rPr>
+          <w:sz w:val="26"/>
+          <w:szCs w:val="26"/>
+          <w:lang w:val="en-US"/>
+        </w:rPr>
+      </w:pPr>
+      <w:r>
+        <w:rPr>
+          <w:sz w:val="26"/>
+          <w:szCs w:val="26"/>
+          <w:lang w:val="en-US"/>
+        </w:rPr>
+        <w:t xml:space="preserve">The measure of Kurtosis refers to the </w:t>
+      </w:r>
+      <w:proofErr w:type="spellStart"/>
+      <w:r>
+        <w:rPr>
+          <w:sz w:val="26"/>
+          <w:szCs w:val="26"/>
+          <w:lang w:val="en-US"/>
+        </w:rPr>
+        <w:t>tailedness</w:t>
+      </w:r>
+      <w:proofErr w:type="spellEnd"/>
+      <w:r>
+        <w:rPr>
+          <w:sz w:val="26"/>
+          <w:szCs w:val="26"/>
+          <w:lang w:val="en-US"/>
+        </w:rPr>
+        <w:t xml:space="preserve"> of a distribution. </w:t>
+      </w:r>
+      <w:proofErr w:type="spellStart"/>
+      <w:r>
+        <w:rPr>
+          <w:sz w:val="26"/>
+          <w:szCs w:val="26"/>
+          <w:lang w:val="en-US"/>
+        </w:rPr>
+        <w:t>Tailedness</w:t>
+      </w:r>
+      <w:proofErr w:type="spellEnd"/>
+      <w:r>
+        <w:rPr>
+          <w:sz w:val="26"/>
+          <w:szCs w:val="26"/>
+          <w:lang w:val="en-US"/>
+        </w:rPr>
+        <w:t xml:space="preserve"> refers to</w:t>
+      </w:r>
+    </w:p>
+    <w:p>
+      <w:pPr>
+        <w:ind w:firstLine="720"/>
         <w:rPr>
           <w:b/>
           <w:bCs/>
@@ -1197,6 +1153,23 @@
           <w:szCs w:val="26"/>
           <w:lang w:val="en-US"/>
         </w:rPr>
+      </w:pPr>
+      <w:r>
+        <w:rPr>
+          <w:sz w:val="26"/>
+          <w:szCs w:val="26"/>
+          <w:lang w:val="en-US"/>
+        </w:rPr>
+        <w:t>how often the outliers occur.</w:t>
+      </w:r>
+      <w:r>
+        <w:rPr>
+          <w:b/>
+          <w:bCs/>
+          <w:sz w:val="26"/>
+          <w:szCs w:val="26"/>
+          <w:lang w:val="en-US"/>
+        </w:rPr>
         <w:cr/>
       </w:r>
     </w:p>
@@ -1315,25 +1288,7 @@
           <w:szCs w:val="26"/>
           <w:lang w:val="en-US"/>
         </w:rPr>
-        <w:t xml:space="preserve">with a high level of risk for an investment because it indicates that there </w:t>
-      </w:r>
-      <w:proofErr w:type="gramStart"/>
-      <w:r>
-        <w:rPr>
-          <w:sz w:val="26"/>
-          <w:szCs w:val="26"/>
-          <w:lang w:val="en-US"/>
-        </w:rPr>
-        <w:t>are</w:t>
-      </w:r>
-      <w:proofErr w:type="gramEnd"/>
-      <w:r>
-        <w:rPr>
-          <w:sz w:val="26"/>
-          <w:szCs w:val="26"/>
-          <w:lang w:val="en-US"/>
-        </w:rPr>
-        <w:t xml:space="preserve"> high</w:t>
+        <w:t>with a high level of risk for an investment because it indicates that there are high</w:t>
       </w:r>
     </w:p>
     <w:p>
@@ -1445,19 +1400,8 @@
           <w:szCs w:val="26"/>
           <w:lang w:val="en-US"/>
         </w:rPr>
-        <w:lastRenderedPageBreak/>
-        <w:t xml:space="preserve">Types of </w:t>
-      </w:r>
-      <w:proofErr w:type="gramStart"/>
-      <w:r>
-        <w:rPr>
-          <w:sz w:val="26"/>
-          <w:szCs w:val="26"/>
-          <w:lang w:val="en-US"/>
-        </w:rPr>
-        <w:t>Kurtosis</w:t>
-      </w:r>
-      <w:proofErr w:type="gramEnd"/>
+        <w:t>Types of Kurtosis</w:t>
+      </w:r>
     </w:p>
     <w:p>
       <w:pPr>
@@ -1944,7 +1888,7 @@
                     <pic:cNvPicPr/>
                   </pic:nvPicPr>
                   <pic:blipFill rotWithShape="1">
-                    <a:blip r:embed="rId9"/>
+                    <a:blip r:embed="rId10"/>
                     <a:srcRect t="14474"/>
                     <a:stretch>
                       <a:fillRect/>
@@ -1989,6 +1933,7 @@
           <w:szCs w:val="26"/>
           <w:lang w:val="en-US"/>
         </w:rPr>
+        <w:lastRenderedPageBreak/>
         <w:t>Leptokurtic (Kurtosis &gt; 3)</w:t>
       </w:r>
     </w:p>
@@ -2043,7 +1988,6 @@
           <w:szCs w:val="26"/>
           <w:lang w:val="en-US"/>
         </w:rPr>
-        <w:lastRenderedPageBreak/>
         <w:t>thick tails. Extremely positive kurtosis indicates a distribution where more numbers are</w:t>
       </w:r>
     </w:p>
@@ -2269,7 +2213,23 @@
           <w:szCs w:val="26"/>
           <w:lang w:val="en-US"/>
         </w:rPr>
-        <w:t>peakiness</w:t>
+        <w:t>peak</w:t>
+      </w:r>
+      <w:r>
+        <w:rPr>
+          <w:sz w:val="26"/>
+          <w:szCs w:val="26"/>
+          <w:lang w:val="en-US"/>
+        </w:rPr>
+        <w:t>y</w:t>
+      </w:r>
+      <w:r>
+        <w:rPr>
+          <w:sz w:val="26"/>
+          <w:szCs w:val="26"/>
+          <w:lang w:val="en-US"/>
+        </w:rPr>
+        <w:t>ness</w:t>
       </w:r>
       <w:proofErr w:type="spellEnd"/>
       <w:r>
@@ -2544,23 +2504,21 @@
         </w:rPr>
         <w:t xml:space="preserve"> = </w:t>
       </w:r>
-      <w:proofErr w:type="gramStart"/>
-      <w:r>
-        <w:rPr>
-          <w:sz w:val="26"/>
-          <w:szCs w:val="26"/>
-          <w:lang w:val="en-US"/>
-        </w:rPr>
-        <w:t>symmetry  |</w:t>
-      </w:r>
-      <w:proofErr w:type="gramEnd"/>
-      <w:r>
-        <w:rPr>
-          <w:sz w:val="26"/>
-          <w:szCs w:val="26"/>
-          <w:lang w:val="en-US"/>
-        </w:rPr>
-        <w:t xml:space="preserve"> kurtosis</w:t>
+      <w:r>
+        <w:rPr>
+          <w:sz w:val="26"/>
+          <w:szCs w:val="26"/>
+          <w:lang w:val="en-US"/>
+        </w:rPr>
+        <w:t>symmetry  | kurtosis</w:t>
+      </w:r>
+      <w:r>
+        <w:rPr>
+          <w:sz w:val="26"/>
+          <w:szCs w:val="26"/>
+          <w:lang w:val="en-US"/>
+        </w:rPr>
+        <w:t xml:space="preserve"> = </w:t>
       </w:r>
       <w:r>
         <w:rPr>
@@ -2570,23 +2528,6 @@
         </w:rPr>
         <w:t xml:space="preserve"> </w:t>
       </w:r>
-      <w:proofErr w:type="gramStart"/>
-      <w:r>
-        <w:rPr>
-          <w:sz w:val="26"/>
-          <w:szCs w:val="26"/>
-          <w:lang w:val="en-US"/>
-        </w:rPr>
-        <w:t xml:space="preserve">= </w:t>
-      </w:r>
-      <w:r>
-        <w:rPr>
-          <w:sz w:val="26"/>
-          <w:szCs w:val="26"/>
-          <w:lang w:val="en-US"/>
-        </w:rPr>
-        <w:t xml:space="preserve"> </w:t>
-      </w:r>
       <w:proofErr w:type="spellStart"/>
       <w:r>
         <w:rPr>
@@ -2605,7 +2546,6 @@
         <w:t>edness</w:t>
       </w:r>
       <w:proofErr w:type="spellEnd"/>
-      <w:proofErr w:type="gramEnd"/>
     </w:p>
     <w:p>
       <w:pPr>
@@ -2678,7 +2618,6 @@
           <w:szCs w:val="26"/>
           <w:lang w:val="en-US"/>
         </w:rPr>
-        <w:lastRenderedPageBreak/>
         <w:t>Page no.18</w:t>
       </w:r>
     </w:p>
@@ -2702,7 +2641,6 @@
           <w:lang w:val="en-US"/>
         </w:rPr>
       </w:pPr>
-      <w:proofErr w:type="gramStart"/>
       <w:r>
         <w:rPr>
           <w:b/>
@@ -2725,7 +2663,6 @@
         </w:rPr>
         <w:t xml:space="preserve"> :</w:t>
       </w:r>
-      <w:proofErr w:type="gramEnd"/>
       <w:r>
         <w:rPr>
           <w:b/>
@@ -3008,7 +2945,6 @@
           <w:lang w:val="en-US"/>
         </w:rPr>
       </w:pPr>
-      <w:proofErr w:type="gramStart"/>
       <w:r>
         <w:rPr>
           <w:b/>
@@ -3027,18 +2963,7 @@
           <w:szCs w:val="26"/>
           <w:lang w:val="en-US"/>
         </w:rPr>
-        <w:t xml:space="preserve"> :</w:t>
-      </w:r>
-      <w:proofErr w:type="gramEnd"/>
-      <w:r>
-        <w:rPr>
-          <w:b/>
-          <w:bCs/>
-          <w:sz w:val="26"/>
-          <w:szCs w:val="26"/>
-          <w:lang w:val="en-US"/>
-        </w:rPr>
-        <w:t xml:space="preserve"> </w:t>
+        <w:t xml:space="preserve"> : </w:t>
       </w:r>
     </w:p>
     <w:p>
@@ -3180,7 +3105,7 @@
                     <pic:cNvPicPr/>
                   </pic:nvPicPr>
                   <pic:blipFill>
-                    <a:blip r:embed="rId10"/>
+                    <a:blip r:embed="rId11"/>
                     <a:stretch>
                       <a:fillRect/>
                     </a:stretch>
@@ -3229,27 +3154,7 @@
           <w:sz w:val="26"/>
           <w:szCs w:val="26"/>
         </w:rPr>
-        <w:t xml:space="preserve">Correlation </w:t>
-      </w:r>
-      <w:proofErr w:type="gramStart"/>
-      <w:r>
-        <w:rPr>
-          <w:b/>
-          <w:bCs/>
-          <w:sz w:val="26"/>
-          <w:szCs w:val="26"/>
-        </w:rPr>
-        <w:t>Coefficient :</w:t>
-      </w:r>
-      <w:proofErr w:type="gramEnd"/>
-      <w:r>
-        <w:rPr>
-          <w:b/>
-          <w:bCs/>
-          <w:sz w:val="26"/>
-          <w:szCs w:val="26"/>
-        </w:rPr>
-        <w:t xml:space="preserve"> </w:t>
+        <w:t xml:space="preserve">Correlation Coefficient : </w:t>
       </w:r>
     </w:p>
     <w:p>
@@ -3317,6 +3222,7 @@
           <w:szCs w:val="26"/>
           <w:lang w:val="en-US"/>
         </w:rPr>
+        <w:lastRenderedPageBreak/>
         <w:t>relationship between the variables and the farther away from 0 r is, in either the positive or</w:t>
       </w:r>
     </w:p>
@@ -3356,7 +3262,6 @@
           <w:szCs w:val="26"/>
           <w:lang w:val="en-US"/>
         </w:rPr>
-        <w:lastRenderedPageBreak/>
         <w:drawing>
           <wp:inline distT="0" distB="0" distL="0" distR="0" wp14:anchorId="3E6D0F84" wp14:editId="78F921C0">
             <wp:extent cx="4267796" cy="971686"/>
@@ -3373,7 +3278,7 @@
                     <pic:cNvPicPr/>
                   </pic:nvPicPr>
                   <pic:blipFill>
-                    <a:blip r:embed="rId11"/>
+                    <a:blip r:embed="rId12"/>
                     <a:stretch>
                       <a:fillRect/>
                     </a:stretch>
@@ -3402,23 +3307,13 @@
           <w:lang w:val="en-US"/>
         </w:rPr>
       </w:pPr>
-      <w:proofErr w:type="gramStart"/>
-      <w:r>
-        <w:rPr>
-          <w:sz w:val="26"/>
-          <w:szCs w:val="26"/>
-          <w:lang w:val="en-US"/>
-        </w:rPr>
-        <w:t>Where</w:t>
-      </w:r>
-      <w:proofErr w:type="gramEnd"/>
-      <w:r>
-        <w:rPr>
-          <w:sz w:val="26"/>
-          <w:szCs w:val="26"/>
-          <w:lang w:val="en-US"/>
-        </w:rPr>
-        <w:t xml:space="preserve">, </w:t>
+      <w:r>
+        <w:rPr>
+          <w:sz w:val="26"/>
+          <w:szCs w:val="26"/>
+          <w:lang w:val="en-US"/>
+        </w:rPr>
+        <w:t xml:space="preserve">Where, </w:t>
       </w:r>
     </w:p>
     <w:p>
@@ -3443,7 +3338,6 @@
         <w:t xml:space="preserve">n = </w:t>
       </w:r>
       <w:proofErr w:type="spellStart"/>
-      <w:proofErr w:type="gramStart"/>
       <w:r>
         <w:rPr>
           <w:sz w:val="26"/>
@@ -3453,7 +3347,6 @@
         <w:t>no.of</w:t>
       </w:r>
       <w:proofErr w:type="spellEnd"/>
-      <w:proofErr w:type="gramEnd"/>
       <w:r>
         <w:rPr>
           <w:sz w:val="26"/>
@@ -3505,7 +3398,7 @@
                     <pic:cNvPicPr/>
                   </pic:nvPicPr>
                   <pic:blipFill rotWithShape="1">
-                    <a:blip r:embed="rId12"/>
+                    <a:blip r:embed="rId13"/>
                     <a:srcRect l="7261"/>
                     <a:stretch>
                       <a:fillRect/>
@@ -3554,16 +3447,7 @@
           <w:szCs w:val="26"/>
           <w:lang w:val="en-US"/>
         </w:rPr>
-        <w:t xml:space="preserve"> n* sum </w:t>
-      </w:r>
-      <w:proofErr w:type="gramStart"/>
-      <w:r>
-        <w:rPr>
-          <w:sz w:val="26"/>
-          <w:szCs w:val="26"/>
-          <w:lang w:val="en-US"/>
-        </w:rPr>
-        <w:t>( xi</w:t>
+        <w:t xml:space="preserve"> n* sum ( xi</w:t>
       </w:r>
       <w:r>
         <w:rPr>
@@ -3582,7 +3466,6 @@
         </w:rPr>
         <w:t>)</w:t>
       </w:r>
-      <w:proofErr w:type="gramEnd"/>
     </w:p>
     <w:p>
       <w:pPr>
@@ -3618,7 +3501,7 @@
                     <pic:cNvPicPr/>
                   </pic:nvPicPr>
                   <pic:blipFill>
-                    <a:blip r:embed="rId13"/>
+                    <a:blip r:embed="rId14"/>
                     <a:stretch>
                       <a:fillRect/>
                     </a:stretch>
@@ -3658,25 +3541,7 @@
           <w:szCs w:val="26"/>
           <w:lang w:val="en-US"/>
         </w:rPr>
-        <w:t xml:space="preserve"> </w:t>
-      </w:r>
-      <w:proofErr w:type="gramStart"/>
-      <w:r>
-        <w:rPr>
-          <w:sz w:val="26"/>
-          <w:szCs w:val="26"/>
-          <w:lang w:val="en-US"/>
-        </w:rPr>
-        <w:t>( sum( xi</w:t>
-      </w:r>
-      <w:proofErr w:type="gramEnd"/>
-      <w:r>
-        <w:rPr>
-          <w:sz w:val="26"/>
-          <w:szCs w:val="26"/>
-          <w:lang w:val="en-US"/>
-        </w:rPr>
-        <w:t xml:space="preserve"> ) )</w:t>
+        <w:t xml:space="preserve"> ( sum( xi ) )</w:t>
       </w:r>
       <w:r>
         <w:rPr>
@@ -3729,45 +3594,8 @@
           <w:szCs w:val="26"/>
           <w:lang w:val="en-US"/>
         </w:rPr>
-        <w:t xml:space="preserve">to </w:t>
-      </w:r>
-      <w:proofErr w:type="gramStart"/>
-      <w:r>
-        <w:rPr>
-          <w:sz w:val="26"/>
-          <w:szCs w:val="26"/>
-          <w:lang w:val="en-US"/>
-        </w:rPr>
-        <w:t>solve ,</w:t>
-      </w:r>
-      <w:proofErr w:type="gramEnd"/>
-      <w:r>
-        <w:rPr>
-          <w:sz w:val="26"/>
-          <w:szCs w:val="26"/>
-          <w:lang w:val="en-US"/>
-        </w:rPr>
-        <w:t xml:space="preserve"> have to write columns of x, </w:t>
-      </w:r>
-      <w:proofErr w:type="gramStart"/>
-      <w:r>
-        <w:rPr>
-          <w:sz w:val="26"/>
-          <w:szCs w:val="26"/>
-          <w:lang w:val="en-US"/>
-        </w:rPr>
-        <w:t>y ,</w:t>
-      </w:r>
-      <w:proofErr w:type="gramEnd"/>
-      <w:r>
-        <w:rPr>
-          <w:sz w:val="26"/>
-          <w:szCs w:val="26"/>
-          <w:lang w:val="en-US"/>
-        </w:rPr>
-        <w:t xml:space="preserve"> x</w:t>
-      </w:r>
-      <w:proofErr w:type="gramStart"/>
+        <w:t>to solve , have to write columns of x, y , x</w:t>
+      </w:r>
       <w:r>
         <w:rPr>
           <w:sz w:val="26"/>
@@ -3783,16 +3611,7 @@
           <w:szCs w:val="26"/>
           <w:lang w:val="en-US"/>
         </w:rPr>
-        <w:t>,</w:t>
-      </w:r>
-      <w:proofErr w:type="gramEnd"/>
-      <w:r>
-        <w:rPr>
-          <w:sz w:val="26"/>
-          <w:szCs w:val="26"/>
-          <w:lang w:val="en-US"/>
-        </w:rPr>
-        <w:t xml:space="preserve"> y</w:t>
+        <w:t>, y</w:t>
       </w:r>
       <w:r>
         <w:rPr>
@@ -4143,7 +3962,7 @@
                     <pic:cNvPicPr/>
                   </pic:nvPicPr>
                   <pic:blipFill>
-                    <a:blip r:embed="rId14"/>
+                    <a:blip r:embed="rId15"/>
                     <a:stretch>
                       <a:fillRect/>
                     </a:stretch>
@@ -4221,7 +4040,6 @@
           <w:szCs w:val="26"/>
           <w:lang w:val="en-US"/>
         </w:rPr>
-        <w:lastRenderedPageBreak/>
         <w:t>Ex: Calculate the Spearman’s rank correlation coefficient for the following data.</w:t>
       </w:r>
     </w:p>
@@ -4672,7 +4490,6 @@
           <w:lang w:val="en-US"/>
         </w:rPr>
       </w:pPr>
-      <w:proofErr w:type="gramStart"/>
       <w:r>
         <w:rPr>
           <w:b/>
@@ -4681,18 +4498,7 @@
           <w:szCs w:val="26"/>
           <w:lang w:val="en-US"/>
         </w:rPr>
-        <w:t>Ans :</w:t>
-      </w:r>
-      <w:proofErr w:type="gramEnd"/>
-      <w:r>
-        <w:rPr>
-          <w:b/>
-          <w:bCs/>
-          <w:sz w:val="26"/>
-          <w:szCs w:val="26"/>
-          <w:lang w:val="en-US"/>
-        </w:rPr>
-        <w:t xml:space="preserve"> </w:t>
+        <w:t xml:space="preserve">Ans : </w:t>
       </w:r>
     </w:p>
     <w:tbl>
@@ -5275,32 +5081,13 @@
               </w:rPr>
               <w:t xml:space="preserve">R1 </w:t>
             </w:r>
-            <w:proofErr w:type="gramStart"/>
             <w:r>
               <w:rPr>
                 <w:sz w:val="26"/>
                 <w:szCs w:val="26"/>
                 <w:lang w:val="en-US"/>
               </w:rPr>
-              <w:t>( rank</w:t>
-            </w:r>
-            <w:proofErr w:type="gramEnd"/>
-            <w:r>
-              <w:rPr>
-                <w:sz w:val="26"/>
-                <w:szCs w:val="26"/>
-                <w:lang w:val="en-US"/>
-              </w:rPr>
-              <w:t xml:space="preserve"> </w:t>
-            </w:r>
-            <w:proofErr w:type="gramStart"/>
-            <w:r>
-              <w:rPr>
-                <w:sz w:val="26"/>
-                <w:szCs w:val="26"/>
-                <w:lang w:val="en-US"/>
-              </w:rPr>
-              <w:t>x</w:t>
+              <w:t>( rank x</w:t>
             </w:r>
             <w:r>
               <w:rPr>
@@ -5318,7 +5105,6 @@
               </w:rPr>
               <w:t>)</w:t>
             </w:r>
-            <w:proofErr w:type="gramEnd"/>
           </w:p>
         </w:tc>
         <w:tc>
@@ -5523,34 +5309,14 @@
               </w:rPr>
               <w:t xml:space="preserve">R2 </w:t>
             </w:r>
-            <w:proofErr w:type="gramStart"/>
             <w:r>
               <w:rPr>
                 <w:sz w:val="26"/>
                 <w:szCs w:val="26"/>
                 <w:lang w:val="en-US"/>
               </w:rPr>
-              <w:t>( rank</w:t>
+              <w:t>( rank y )</w:t>
             </w:r>
-            <w:proofErr w:type="gramEnd"/>
-            <w:r>
-              <w:rPr>
-                <w:sz w:val="26"/>
-                <w:szCs w:val="26"/>
-                <w:lang w:val="en-US"/>
-              </w:rPr>
-              <w:t xml:space="preserve"> </w:t>
-            </w:r>
-            <w:proofErr w:type="gramStart"/>
-            <w:r>
-              <w:rPr>
-                <w:sz w:val="26"/>
-                <w:szCs w:val="26"/>
-                <w:lang w:val="en-US"/>
-              </w:rPr>
-              <w:t>y )</w:t>
-            </w:r>
-            <w:proofErr w:type="gramEnd"/>
           </w:p>
         </w:tc>
         <w:tc>
@@ -5883,42 +5649,8 @@
                 <w:szCs w:val="26"/>
                 <w:lang w:val="en-US"/>
               </w:rPr>
-              <w:t xml:space="preserve">d </w:t>
+              <w:t>d ( R2 – R1 )</w:t>
             </w:r>
-            <w:proofErr w:type="gramStart"/>
-            <w:r>
-              <w:rPr>
-                <w:b/>
-                <w:bCs/>
-                <w:sz w:val="26"/>
-                <w:szCs w:val="26"/>
-                <w:lang w:val="en-US"/>
-              </w:rPr>
-              <w:t>( R</w:t>
-            </w:r>
-            <w:proofErr w:type="gramEnd"/>
-            <w:r>
-              <w:rPr>
-                <w:b/>
-                <w:bCs/>
-                <w:sz w:val="26"/>
-                <w:szCs w:val="26"/>
-                <w:lang w:val="en-US"/>
-              </w:rPr>
-              <w:t>2 – R</w:t>
-            </w:r>
-            <w:proofErr w:type="gramStart"/>
-            <w:r>
-              <w:rPr>
-                <w:b/>
-                <w:bCs/>
-                <w:sz w:val="26"/>
-                <w:szCs w:val="26"/>
-                <w:lang w:val="en-US"/>
-              </w:rPr>
-              <w:t>1 )</w:t>
-            </w:r>
-            <w:proofErr w:type="gramEnd"/>
           </w:p>
         </w:tc>
         <w:tc>
@@ -6441,7 +6173,6 @@
           <w:lang w:val="en-US"/>
         </w:rPr>
       </w:pPr>
-      <w:proofErr w:type="gramStart"/>
       <w:r>
         <w:rPr>
           <w:b/>
@@ -6461,7 +6192,6 @@
         </w:rPr>
         <w:t xml:space="preserve"> :</w:t>
       </w:r>
-      <w:proofErr w:type="gramEnd"/>
     </w:p>
     <w:p>
       <w:pPr>
@@ -6671,7 +6401,6 @@
           <w:szCs w:val="26"/>
           <w:lang w:val="en-US"/>
         </w:rPr>
-        <w:lastRenderedPageBreak/>
         <w:t>Positive Covariance</w:t>
       </w:r>
     </w:p>
@@ -6830,25 +6559,7 @@
           <w:szCs w:val="26"/>
           <w:lang w:val="en-US"/>
         </w:rPr>
-        <w:t xml:space="preserve">one variable </w:t>
-      </w:r>
-      <w:proofErr w:type="gramStart"/>
-      <w:r>
-        <w:rPr>
-          <w:sz w:val="26"/>
-          <w:szCs w:val="26"/>
-          <w:lang w:val="en-US"/>
-        </w:rPr>
-        <w:t>correspond</w:t>
-      </w:r>
-      <w:proofErr w:type="gramEnd"/>
-      <w:r>
-        <w:rPr>
-          <w:sz w:val="26"/>
-          <w:szCs w:val="26"/>
-          <w:lang w:val="en-US"/>
-        </w:rPr>
-        <w:t xml:space="preserve"> to lesser values of another variable and vice-versa.</w:t>
+        <w:t>one variable correspond to lesser values of another variable and vice-versa.</w:t>
       </w:r>
     </w:p>
     <w:p>
@@ -6943,25 +6654,7 @@
           <w:szCs w:val="26"/>
           <w:lang w:val="en-US"/>
         </w:rPr>
-        <w:t xml:space="preserve">relationship has to be calculated. </w:t>
-      </w:r>
-      <w:proofErr w:type="gramStart"/>
-      <w:r>
-        <w:rPr>
-          <w:sz w:val="26"/>
-          <w:szCs w:val="26"/>
-          <w:lang w:val="en-US"/>
-        </w:rPr>
-        <w:t>Thus</w:t>
-      </w:r>
-      <w:proofErr w:type="gramEnd"/>
-      <w:r>
-        <w:rPr>
-          <w:sz w:val="26"/>
-          <w:szCs w:val="26"/>
-          <w:lang w:val="en-US"/>
-        </w:rPr>
-        <w:t xml:space="preserve"> the covariance of these two variables is denoted by</w:t>
+        <w:t>relationship has to be calculated. Thus the covariance of these two variables is denoted by</w:t>
       </w:r>
     </w:p>
     <w:p>
@@ -6988,25 +6681,7 @@
           <w:szCs w:val="26"/>
           <w:lang w:val="en-US"/>
         </w:rPr>
-        <w:t>(</w:t>
-      </w:r>
-      <w:proofErr w:type="gramStart"/>
-      <w:r>
-        <w:rPr>
-          <w:sz w:val="26"/>
-          <w:szCs w:val="26"/>
-          <w:lang w:val="en-US"/>
-        </w:rPr>
-        <w:t>X,Y</w:t>
-      </w:r>
-      <w:proofErr w:type="gramEnd"/>
-      <w:r>
-        <w:rPr>
-          <w:sz w:val="26"/>
-          <w:szCs w:val="26"/>
-          <w:lang w:val="en-US"/>
-        </w:rPr>
-        <w:t>). The formula is given below for both population covariance and sample</w:t>
+        <w:t>(X,Y). The formula is given below for both population covariance and sample</w:t>
       </w:r>
     </w:p>
     <w:p>
@@ -7061,7 +6736,7 @@
                     <pic:cNvPicPr/>
                   </pic:nvPicPr>
                   <pic:blipFill>
-                    <a:blip r:embed="rId15"/>
+                    <a:blip r:embed="rId16"/>
                     <a:stretch>
                       <a:fillRect/>
                     </a:stretch>
@@ -7099,7 +6774,6 @@
         <w:t xml:space="preserve">If </w:t>
       </w:r>
       <w:proofErr w:type="spellStart"/>
-      <w:proofErr w:type="gramStart"/>
       <w:r>
         <w:rPr>
           <w:sz w:val="26"/>
@@ -7115,16 +6789,7 @@
           <w:szCs w:val="26"/>
           <w:lang w:val="en-US"/>
         </w:rPr>
-        <w:t>(</w:t>
-      </w:r>
-      <w:proofErr w:type="gramEnd"/>
-      <w:r>
-        <w:rPr>
-          <w:sz w:val="26"/>
-          <w:szCs w:val="26"/>
-          <w:lang w:val="en-US"/>
-        </w:rPr>
-        <w:t>X, Y) is greater than zero, then we can say that the covariance for any two variables is</w:t>
+        <w:t>(X, Y) is greater than zero, then we can say that the covariance for any two variables is</w:t>
       </w:r>
     </w:p>
     <w:p>
@@ -7161,7 +6826,6 @@
         <w:t xml:space="preserve">If </w:t>
       </w:r>
       <w:proofErr w:type="spellStart"/>
-      <w:proofErr w:type="gramStart"/>
       <w:r>
         <w:rPr>
           <w:sz w:val="26"/>
@@ -7177,16 +6841,7 @@
           <w:szCs w:val="26"/>
           <w:lang w:val="en-US"/>
         </w:rPr>
-        <w:t>(</w:t>
-      </w:r>
-      <w:proofErr w:type="gramEnd"/>
-      <w:r>
-        <w:rPr>
-          <w:sz w:val="26"/>
-          <w:szCs w:val="26"/>
-          <w:lang w:val="en-US"/>
-        </w:rPr>
-        <w:t>X, Y) is less than zero, then we can say that the covariance for any two variables is</w:t>
+        <w:t>(X, Y) is less than zero, then we can say that the covariance for any two variables is</w:t>
       </w:r>
     </w:p>
     <w:p>
@@ -7223,7 +6878,6 @@
         <w:t xml:space="preserve">If </w:t>
       </w:r>
       <w:proofErr w:type="spellStart"/>
-      <w:proofErr w:type="gramStart"/>
       <w:r>
         <w:rPr>
           <w:sz w:val="26"/>
@@ -7239,16 +6893,7 @@
           <w:szCs w:val="26"/>
           <w:lang w:val="en-US"/>
         </w:rPr>
-        <w:t>(</w:t>
-      </w:r>
-      <w:proofErr w:type="gramEnd"/>
-      <w:r>
-        <w:rPr>
-          <w:sz w:val="26"/>
-          <w:szCs w:val="26"/>
-          <w:lang w:val="en-US"/>
-        </w:rPr>
-        <w:t>X, Y) is zero, then we can say that there is no relation between two variables.</w:t>
+        <w:t>(X, Y) is zero, then we can say that there is no relation between two variables.</w:t>
       </w:r>
     </w:p>
     <w:p>
@@ -7270,7 +6915,6 @@
           <w:lang w:val="en-US"/>
         </w:rPr>
       </w:pPr>
-      <w:proofErr w:type="gramStart"/>
       <w:r>
         <w:rPr>
           <w:b/>
@@ -7289,18 +6933,7 @@
           <w:szCs w:val="26"/>
           <w:lang w:val="en-US"/>
         </w:rPr>
-        <w:t xml:space="preserve"> :</w:t>
-      </w:r>
-      <w:proofErr w:type="gramEnd"/>
-      <w:r>
-        <w:rPr>
-          <w:b/>
-          <w:bCs/>
-          <w:sz w:val="26"/>
-          <w:szCs w:val="26"/>
-          <w:lang w:val="en-US"/>
-        </w:rPr>
-        <w:t xml:space="preserve"> </w:t>
+        <w:t xml:space="preserve"> : </w:t>
       </w:r>
     </w:p>
     <w:p>
@@ -8716,4 +8349,16 @@
     </a:ext>
   </a:extLst>
 </a:theme>
+</file>
+
+<file path=customXml/item1.xml><?xml version="1.0" encoding="utf-8"?>
+<b:Sources xmlns:b="http://schemas.openxmlformats.org/officeDocument/2006/bibliography" xmlns="http://schemas.openxmlformats.org/officeDocument/2006/bibliography" SelectedStyle="\APASixthEditionOfficeOnline.xsl" StyleName="APA" Version="6"/>
+</file>
+
+<file path=customXml/itemProps1.xml><?xml version="1.0" encoding="utf-8"?>
+<ds:datastoreItem xmlns:ds="http://schemas.openxmlformats.org/officeDocument/2006/customXml" ds:itemID="{1858A45E-F529-4F30-AF31-9E4A875ABE69}">
+  <ds:schemaRefs>
+    <ds:schemaRef ds:uri="http://schemas.openxmlformats.org/officeDocument/2006/bibliography"/>
+  </ds:schemaRefs>
+</ds:datastoreItem>
 </file>